--- a/Recursos Humanos/cargos/CS/Cargo CS - Descritivo da Vaga.docx
+++ b/Recursos Humanos/cargos/CS/Cargo CS - Descritivo da Vaga.docx
@@ -38,7 +38,7 @@
             </w:pPr>
             <w:r>
               <w:rPr>
-                <w:rFonts w:ascii="Calibri" w:hAnsi="Calibri"/>
+                <w:rFonts w:ascii="Montserrat" w:hAnsi="Montserrat"/>
                 <w:b/>
                 <w:caps/>
                 <w:color w:val="A8D8C8"/>
@@ -54,7 +54,7 @@
             </w:pPr>
             <w:r>
               <w:rPr>
-                <w:rFonts w:ascii="Calibri" w:hAnsi="Calibri"/>
+                <w:rFonts w:ascii="Montserrat" w:hAnsi="Montserrat"/>
                 <w:b/>
                 <w:color w:val="FFFFFF"/>
                 <w:sz w:val="44"/>
@@ -69,7 +69,7 @@
             </w:pPr>
             <w:r>
               <w:rPr>
-                <w:rFonts w:ascii="Calibri" w:hAnsi="Calibri"/>
+                <w:rFonts w:ascii="Montserrat" w:hAnsi="Montserrat"/>
                 <w:color w:val="CCEAE0"/>
                 <w:sz w:val="19"/>
               </w:rPr>
@@ -86,7 +86,7 @@
       </w:pPr>
       <w:r>
         <w:rPr>
-          <w:rFonts w:ascii="Calibri" w:hAnsi="Calibri"/>
+          <w:rFonts w:ascii="Montserrat" w:hAnsi="Montserrat"/>
           <w:b/>
           <w:color w:val="007A5E"/>
           <w:sz w:val="28"/>
@@ -108,7 +108,7 @@
       </w:pPr>
       <w:r>
         <w:rPr>
-          <w:rFonts w:ascii="Calibri" w:hAnsi="Calibri"/>
+          <w:rFonts w:ascii="Montserrat" w:hAnsi="Montserrat"/>
           <w:color w:val="3D3D3D"/>
           <w:sz w:val="21"/>
         </w:rPr>
@@ -121,11 +121,11 @@
       </w:pPr>
       <w:r>
         <w:rPr>
-          <w:rFonts w:ascii="Calibri" w:hAnsi="Calibri"/>
+          <w:rFonts w:ascii="Montserrat" w:hAnsi="Montserrat"/>
           <w:color w:val="3D3D3D"/>
           <w:sz w:val="21"/>
         </w:rPr>
-        <w:t>Fundada por Rafael Machado e Danilo Santana, que trabalham com o digital há mais de 7 anos, já investimos mais de R$4 milhões em mídia e geramos mais de R$10 milhões em receita ao longo desse tempo. Hoje atendemos uma carteira ativa com mais de 20 clientes em nichos como elevadores, clínicas médicas, leilões, infoprodutos, etc.</w:t>
+        <w:t>Fundada por Rafael Machado e Danilo Santana que trabalham com o digital há mais de 7 anos, já investimos mais de R$4 milhões em mídia e geramos mais de R$10 milhões em receita ao longo desse tempo. Hoje atendemos uma carteira ativa com mais de 20 clientes em nichos como elevadores, clínicas médicas, leilões, infoprodutos, etc.</w:t>
       </w:r>
     </w:p>
     <w:p>
@@ -134,7 +134,7 @@
       </w:pPr>
       <w:r>
         <w:rPr>
-          <w:rFonts w:ascii="Calibri" w:hAnsi="Calibri"/>
+          <w:rFonts w:ascii="Montserrat" w:hAnsi="Montserrat"/>
           <w:color w:val="3D3D3D"/>
           <w:sz w:val="21"/>
         </w:rPr>
@@ -147,7 +147,7 @@
       </w:pPr>
       <w:r>
         <w:rPr>
-          <w:rFonts w:ascii="Calibri" w:hAnsi="Calibri"/>
+          <w:rFonts w:ascii="Montserrat" w:hAnsi="Montserrat"/>
           <w:b/>
           <w:color w:val="007A5E"/>
           <w:sz w:val="28"/>
@@ -169,7 +169,7 @@
       </w:pPr>
       <w:r>
         <w:rPr>
-          <w:rFonts w:ascii="Calibri" w:hAnsi="Calibri"/>
+          <w:rFonts w:ascii="Montserrat" w:hAnsi="Montserrat"/>
           <w:color w:val="3D3D3D"/>
           <w:sz w:val="21"/>
         </w:rPr>
@@ -182,7 +182,7 @@
       </w:pPr>
       <w:r>
         <w:rPr>
-          <w:rFonts w:ascii="Calibri" w:hAnsi="Calibri"/>
+          <w:rFonts w:ascii="Montserrat" w:hAnsi="Montserrat"/>
           <w:color w:val="3D3D3D"/>
           <w:sz w:val="21"/>
         </w:rPr>
@@ -224,7 +224,7 @@
             </w:pPr>
             <w:r>
               <w:rPr>
-                <w:rFonts w:ascii="Calibri" w:hAnsi="Calibri"/>
+                <w:rFonts w:ascii="Montserrat" w:hAnsi="Montserrat"/>
                 <w:i/>
                 <w:color w:val="1A4A3A"/>
                 <w:sz w:val="21"/>
@@ -242,7 +242,7 @@
       </w:pPr>
       <w:r>
         <w:rPr>
-          <w:rFonts w:ascii="Calibri" w:hAnsi="Calibri"/>
+          <w:rFonts w:ascii="Montserrat" w:hAnsi="Montserrat"/>
           <w:b/>
           <w:color w:val="007A5E"/>
           <w:sz w:val="28"/>
@@ -264,7 +264,7 @@
       </w:pPr>
       <w:r>
         <w:rPr>
-          <w:rFonts w:ascii="Calibri" w:hAnsi="Calibri"/>
+          <w:rFonts w:ascii="Montserrat" w:hAnsi="Montserrat"/>
           <w:b/>
           <w:color w:val="1A2E2A"/>
           <w:sz w:val="22"/>
@@ -280,7 +280,7 @@
       </w:pPr>
       <w:r>
         <w:rPr>
-          <w:rFonts w:ascii="Calibri" w:hAnsi="Calibri"/>
+          <w:rFonts w:ascii="Montserrat" w:hAnsi="Montserrat"/>
           <w:color w:val="3D3D3D"/>
           <w:sz w:val="21"/>
         </w:rPr>
@@ -295,7 +295,7 @@
       </w:pPr>
       <w:r>
         <w:rPr>
-          <w:rFonts w:ascii="Calibri" w:hAnsi="Calibri"/>
+          <w:rFonts w:ascii="Montserrat" w:hAnsi="Montserrat"/>
           <w:color w:val="3D3D3D"/>
           <w:sz w:val="21"/>
         </w:rPr>
@@ -310,7 +310,7 @@
       </w:pPr>
       <w:r>
         <w:rPr>
-          <w:rFonts w:ascii="Calibri" w:hAnsi="Calibri"/>
+          <w:rFonts w:ascii="Montserrat" w:hAnsi="Montserrat"/>
           <w:color w:val="3D3D3D"/>
           <w:sz w:val="21"/>
         </w:rPr>
@@ -325,7 +325,7 @@
       </w:pPr>
       <w:r>
         <w:rPr>
-          <w:rFonts w:ascii="Calibri" w:hAnsi="Calibri"/>
+          <w:rFonts w:ascii="Montserrat" w:hAnsi="Montserrat"/>
           <w:color w:val="3D3D3D"/>
           <w:sz w:val="21"/>
         </w:rPr>
@@ -338,7 +338,7 @@
       </w:pPr>
       <w:r>
         <w:rPr>
-          <w:rFonts w:ascii="Calibri" w:hAnsi="Calibri"/>
+          <w:rFonts w:ascii="Montserrat" w:hAnsi="Montserrat"/>
           <w:b/>
           <w:color w:val="1A2E2A"/>
           <w:sz w:val="22"/>
@@ -354,7 +354,7 @@
       </w:pPr>
       <w:r>
         <w:rPr>
-          <w:rFonts w:ascii="Calibri" w:hAnsi="Calibri"/>
+          <w:rFonts w:ascii="Montserrat" w:hAnsi="Montserrat"/>
           <w:color w:val="3D3D3D"/>
           <w:sz w:val="21"/>
         </w:rPr>
@@ -369,7 +369,7 @@
       </w:pPr>
       <w:r>
         <w:rPr>
-          <w:rFonts w:ascii="Calibri" w:hAnsi="Calibri"/>
+          <w:rFonts w:ascii="Montserrat" w:hAnsi="Montserrat"/>
           <w:color w:val="3D3D3D"/>
           <w:sz w:val="21"/>
         </w:rPr>
@@ -384,7 +384,7 @@
       </w:pPr>
       <w:r>
         <w:rPr>
-          <w:rFonts w:ascii="Calibri" w:hAnsi="Calibri"/>
+          <w:rFonts w:ascii="Montserrat" w:hAnsi="Montserrat"/>
           <w:color w:val="3D3D3D"/>
           <w:sz w:val="21"/>
         </w:rPr>
@@ -399,7 +399,7 @@
       </w:pPr>
       <w:r>
         <w:rPr>
-          <w:rFonts w:ascii="Calibri" w:hAnsi="Calibri"/>
+          <w:rFonts w:ascii="Montserrat" w:hAnsi="Montserrat"/>
           <w:color w:val="3D3D3D"/>
           <w:sz w:val="21"/>
         </w:rPr>
@@ -412,7 +412,7 @@
       </w:pPr>
       <w:r>
         <w:rPr>
-          <w:rFonts w:ascii="Calibri" w:hAnsi="Calibri"/>
+          <w:rFonts w:ascii="Montserrat" w:hAnsi="Montserrat"/>
           <w:b/>
           <w:color w:val="1A2E2A"/>
           <w:sz w:val="22"/>
@@ -428,7 +428,7 @@
       </w:pPr>
       <w:r>
         <w:rPr>
-          <w:rFonts w:ascii="Calibri" w:hAnsi="Calibri"/>
+          <w:rFonts w:ascii="Montserrat" w:hAnsi="Montserrat"/>
           <w:color w:val="3D3D3D"/>
           <w:sz w:val="21"/>
         </w:rPr>
@@ -443,7 +443,7 @@
       </w:pPr>
       <w:r>
         <w:rPr>
-          <w:rFonts w:ascii="Calibri" w:hAnsi="Calibri"/>
+          <w:rFonts w:ascii="Montserrat" w:hAnsi="Montserrat"/>
           <w:color w:val="3D3D3D"/>
           <w:sz w:val="21"/>
         </w:rPr>
@@ -458,7 +458,7 @@
       </w:pPr>
       <w:r>
         <w:rPr>
-          <w:rFonts w:ascii="Calibri" w:hAnsi="Calibri"/>
+          <w:rFonts w:ascii="Montserrat" w:hAnsi="Montserrat"/>
           <w:color w:val="3D3D3D"/>
           <w:sz w:val="21"/>
         </w:rPr>
@@ -473,7 +473,7 @@
       </w:pPr>
       <w:r>
         <w:rPr>
-          <w:rFonts w:ascii="Calibri" w:hAnsi="Calibri"/>
+          <w:rFonts w:ascii="Montserrat" w:hAnsi="Montserrat"/>
           <w:color w:val="3D3D3D"/>
           <w:sz w:val="21"/>
         </w:rPr>
@@ -486,7 +486,7 @@
       </w:pPr>
       <w:r>
         <w:rPr>
-          <w:rFonts w:ascii="Calibri" w:hAnsi="Calibri"/>
+          <w:rFonts w:ascii="Montserrat" w:hAnsi="Montserrat"/>
           <w:b/>
           <w:color w:val="1A2E2A"/>
           <w:sz w:val="22"/>
@@ -502,7 +502,7 @@
       </w:pPr>
       <w:r>
         <w:rPr>
-          <w:rFonts w:ascii="Calibri" w:hAnsi="Calibri"/>
+          <w:rFonts w:ascii="Montserrat" w:hAnsi="Montserrat"/>
           <w:color w:val="3D3D3D"/>
           <w:sz w:val="21"/>
         </w:rPr>
@@ -517,7 +517,7 @@
       </w:pPr>
       <w:r>
         <w:rPr>
-          <w:rFonts w:ascii="Calibri" w:hAnsi="Calibri"/>
+          <w:rFonts w:ascii="Montserrat" w:hAnsi="Montserrat"/>
           <w:color w:val="3D3D3D"/>
           <w:sz w:val="21"/>
         </w:rPr>
@@ -532,7 +532,7 @@
       </w:pPr>
       <w:r>
         <w:rPr>
-          <w:rFonts w:ascii="Calibri" w:hAnsi="Calibri"/>
+          <w:rFonts w:ascii="Montserrat" w:hAnsi="Montserrat"/>
           <w:color w:val="3D3D3D"/>
           <w:sz w:val="21"/>
         </w:rPr>
@@ -547,7 +547,7 @@
       </w:pPr>
       <w:r>
         <w:rPr>
-          <w:rFonts w:ascii="Calibri" w:hAnsi="Calibri"/>
+          <w:rFonts w:ascii="Montserrat" w:hAnsi="Montserrat"/>
           <w:color w:val="3D3D3D"/>
           <w:sz w:val="21"/>
         </w:rPr>
@@ -562,7 +562,7 @@
       </w:pPr>
       <w:r>
         <w:rPr>
-          <w:rFonts w:ascii="Calibri" w:hAnsi="Calibri"/>
+          <w:rFonts w:ascii="Montserrat" w:hAnsi="Montserrat"/>
           <w:color w:val="3D3D3D"/>
           <w:sz w:val="21"/>
         </w:rPr>
@@ -575,7 +575,7 @@
       </w:pPr>
       <w:r>
         <w:rPr>
-          <w:rFonts w:ascii="Calibri" w:hAnsi="Calibri"/>
+          <w:rFonts w:ascii="Montserrat" w:hAnsi="Montserrat"/>
           <w:b/>
           <w:color w:val="007A5E"/>
           <w:sz w:val="28"/>
@@ -597,7 +597,7 @@
       </w:pPr>
       <w:r>
         <w:rPr>
-          <w:rFonts w:ascii="Calibri" w:hAnsi="Calibri"/>
+          <w:rFonts w:ascii="Montserrat" w:hAnsi="Montserrat"/>
           <w:color w:val="3D3D3D"/>
           <w:sz w:val="21"/>
         </w:rPr>
@@ -612,7 +612,7 @@
       </w:pPr>
       <w:r>
         <w:rPr>
-          <w:rFonts w:ascii="Calibri" w:hAnsi="Calibri"/>
+          <w:rFonts w:ascii="Montserrat" w:hAnsi="Montserrat"/>
           <w:b/>
           <w:color w:val="2D2D2D"/>
           <w:sz w:val="21"/>
@@ -621,11 +621,11 @@
       </w:r>
       <w:r>
         <w:rPr>
-          <w:rFonts w:ascii="Calibri" w:hAnsi="Calibri"/>
+          <w:rFonts w:ascii="Montserrat" w:hAnsi="Montserrat"/>
           <w:color w:val="3D3D3D"/>
           <w:sz w:val="21"/>
         </w:rPr>
-        <w:t xml:space="preserve"> Comunicação escrita impecável em português.</w:t>
+        <w:t xml:space="preserve"> Comunicação escrita impecável em português. Mensagens claras, sem erros de ortografia, com objetivo definido. Você vai escrever o dia inteiro.</w:t>
       </w:r>
     </w:p>
     <w:p>
@@ -636,7 +636,7 @@
       </w:pPr>
       <w:r>
         <w:rPr>
-          <w:rFonts w:ascii="Calibri" w:hAnsi="Calibri"/>
+          <w:rFonts w:ascii="Montserrat" w:hAnsi="Montserrat"/>
           <w:b/>
           <w:color w:val="2D2D2D"/>
           <w:sz w:val="21"/>
@@ -645,11 +645,11 @@
       </w:r>
       <w:r>
         <w:rPr>
-          <w:rFonts w:ascii="Calibri" w:hAnsi="Calibri"/>
+          <w:rFonts w:ascii="Montserrat" w:hAnsi="Montserrat"/>
           <w:color w:val="3D3D3D"/>
           <w:sz w:val="21"/>
         </w:rPr>
-        <w:t xml:space="preserve"> Afinidade com marketing digital: gostar de assuntos relacionados a marketing de conteúdo, tráfego pago, funil de vendas, processo comercial, interesse em aprender métricas como CPL, ROAS, taxa de conversão e CAC.</w:t>
+        <w:t xml:space="preserve"> Afinidade com marketing digital: gostar de assuntos relacionados a marketing de conteúdo, tráfego pago, funil de vendas, processo comercial, tem interesse em aprender métricas como CPL, ROAS, taxa de conversão e CAC.</w:t>
       </w:r>
     </w:p>
     <w:p>
@@ -660,7 +660,7 @@
       </w:pPr>
       <w:r>
         <w:rPr>
-          <w:rFonts w:ascii="Calibri" w:hAnsi="Calibri"/>
+          <w:rFonts w:ascii="Montserrat" w:hAnsi="Montserrat"/>
           <w:b/>
           <w:color w:val="2D2D2D"/>
           <w:sz w:val="21"/>
@@ -669,11 +669,11 @@
       </w:r>
       <w:r>
         <w:rPr>
-          <w:rFonts w:ascii="Calibri" w:hAnsi="Calibri"/>
+          <w:rFonts w:ascii="Montserrat" w:hAnsi="Montserrat"/>
           <w:color w:val="3D3D3D"/>
           <w:sz w:val="21"/>
         </w:rPr>
-        <w:t xml:space="preserve"> Disponibilidade para atendimento diário em horário comercial (segunda a sexta) com flexibilidade para responder grupos de clientes ao longo do dia.</w:t>
+        <w:t xml:space="preserve"> Disponibilidade para atendimento diário em horário comercial (segunda a sexta) com a flexibilidade de responder grupos de clientes ao longo do dia.</w:t>
       </w:r>
     </w:p>
     <w:p>
@@ -684,7 +684,7 @@
       </w:pPr>
       <w:r>
         <w:rPr>
-          <w:rFonts w:ascii="Calibri" w:hAnsi="Calibri"/>
+          <w:rFonts w:ascii="Montserrat" w:hAnsi="Montserrat"/>
           <w:b/>
           <w:color w:val="2D2D2D"/>
           <w:sz w:val="21"/>
@@ -693,7 +693,7 @@
       </w:r>
       <w:r>
         <w:rPr>
-          <w:rFonts w:ascii="Calibri" w:hAnsi="Calibri"/>
+          <w:rFonts w:ascii="Montserrat" w:hAnsi="Montserrat"/>
           <w:color w:val="3D3D3D"/>
           <w:sz w:val="21"/>
         </w:rPr>
@@ -708,7 +708,7 @@
       </w:pPr>
       <w:r>
         <w:rPr>
-          <w:rFonts w:ascii="Calibri" w:hAnsi="Calibri"/>
+          <w:rFonts w:ascii="Montserrat" w:hAnsi="Montserrat"/>
           <w:b/>
           <w:color w:val="2D2D2D"/>
           <w:sz w:val="21"/>
@@ -717,7 +717,7 @@
       </w:r>
       <w:r>
         <w:rPr>
-          <w:rFonts w:ascii="Calibri" w:hAnsi="Calibri"/>
+          <w:rFonts w:ascii="Montserrat" w:hAnsi="Montserrat"/>
           <w:color w:val="3D3D3D"/>
           <w:sz w:val="21"/>
         </w:rPr>
@@ -730,7 +730,7 @@
       </w:pPr>
       <w:r>
         <w:rPr>
-          <w:rFonts w:ascii="Calibri" w:hAnsi="Calibri"/>
+          <w:rFonts w:ascii="Montserrat" w:hAnsi="Montserrat"/>
           <w:b/>
           <w:color w:val="007A5E"/>
           <w:sz w:val="28"/>
@@ -754,7 +754,7 @@
       </w:pPr>
       <w:r>
         <w:rPr>
-          <w:rFonts w:ascii="Calibri" w:hAnsi="Calibri"/>
+          <w:rFonts w:ascii="Montserrat" w:hAnsi="Montserrat"/>
           <w:color w:val="3D3D3D"/>
           <w:sz w:val="21"/>
         </w:rPr>
@@ -769,7 +769,7 @@
       </w:pPr>
       <w:r>
         <w:rPr>
-          <w:rFonts w:ascii="Calibri" w:hAnsi="Calibri"/>
+          <w:rFonts w:ascii="Montserrat" w:hAnsi="Montserrat"/>
           <w:color w:val="3D3D3D"/>
           <w:sz w:val="21"/>
         </w:rPr>
@@ -784,7 +784,7 @@
       </w:pPr>
       <w:r>
         <w:rPr>
-          <w:rFonts w:ascii="Calibri" w:hAnsi="Calibri"/>
+          <w:rFonts w:ascii="Montserrat" w:hAnsi="Montserrat"/>
           <w:color w:val="3D3D3D"/>
           <w:sz w:val="21"/>
         </w:rPr>
@@ -799,7 +799,7 @@
       </w:pPr>
       <w:r>
         <w:rPr>
-          <w:rFonts w:ascii="Calibri" w:hAnsi="Calibri"/>
+          <w:rFonts w:ascii="Montserrat" w:hAnsi="Montserrat"/>
           <w:color w:val="3D3D3D"/>
           <w:sz w:val="21"/>
         </w:rPr>
@@ -814,7 +814,7 @@
       </w:pPr>
       <w:r>
         <w:rPr>
-          <w:rFonts w:ascii="Calibri" w:hAnsi="Calibri"/>
+          <w:rFonts w:ascii="Montserrat" w:hAnsi="Montserrat"/>
           <w:color w:val="3D3D3D"/>
           <w:sz w:val="21"/>
         </w:rPr>
@@ -827,7 +827,7 @@
       </w:pPr>
       <w:r>
         <w:rPr>
-          <w:rFonts w:ascii="Calibri" w:hAnsi="Calibri"/>
+          <w:rFonts w:ascii="Montserrat" w:hAnsi="Montserrat"/>
           <w:b/>
           <w:color w:val="007A5E"/>
           <w:sz w:val="28"/>
@@ -849,7 +849,7 @@
       </w:pPr>
       <w:r>
         <w:rPr>
-          <w:rFonts w:ascii="Calibri" w:hAnsi="Calibri"/>
+          <w:rFonts w:ascii="Montserrat" w:hAnsi="Montserrat"/>
           <w:color w:val="3D3D3D"/>
           <w:sz w:val="21"/>
         </w:rPr>
@@ -864,7 +864,7 @@
       </w:pPr>
       <w:r>
         <w:rPr>
-          <w:rFonts w:ascii="Calibri" w:hAnsi="Calibri"/>
+          <w:rFonts w:ascii="Montserrat" w:hAnsi="Montserrat"/>
           <w:b/>
           <w:color w:val="2D2D2D"/>
           <w:sz w:val="21"/>
@@ -873,7 +873,7 @@
       </w:r>
       <w:r>
         <w:rPr>
-          <w:rFonts w:ascii="Calibri" w:hAnsi="Calibri"/>
+          <w:rFonts w:ascii="Montserrat" w:hAnsi="Montserrat"/>
           <w:color w:val="3D3D3D"/>
           <w:sz w:val="21"/>
         </w:rPr>
@@ -888,7 +888,7 @@
       </w:pPr>
       <w:r>
         <w:rPr>
-          <w:rFonts w:ascii="Calibri" w:hAnsi="Calibri"/>
+          <w:rFonts w:ascii="Montserrat" w:hAnsi="Montserrat"/>
           <w:b/>
           <w:color w:val="2D2D2D"/>
           <w:sz w:val="21"/>
@@ -897,7 +897,7 @@
       </w:r>
       <w:r>
         <w:rPr>
-          <w:rFonts w:ascii="Calibri" w:hAnsi="Calibri"/>
+          <w:rFonts w:ascii="Montserrat" w:hAnsi="Montserrat"/>
           <w:color w:val="3D3D3D"/>
           <w:sz w:val="21"/>
         </w:rPr>
@@ -912,7 +912,7 @@
       </w:pPr>
       <w:r>
         <w:rPr>
-          <w:rFonts w:ascii="Calibri" w:hAnsi="Calibri"/>
+          <w:rFonts w:ascii="Montserrat" w:hAnsi="Montserrat"/>
           <w:b/>
           <w:color w:val="2D2D2D"/>
           <w:sz w:val="21"/>
@@ -921,7 +921,7 @@
       </w:r>
       <w:r>
         <w:rPr>
-          <w:rFonts w:ascii="Calibri" w:hAnsi="Calibri"/>
+          <w:rFonts w:ascii="Montserrat" w:hAnsi="Montserrat"/>
           <w:color w:val="3D3D3D"/>
           <w:sz w:val="21"/>
         </w:rPr>
@@ -936,7 +936,7 @@
       </w:pPr>
       <w:r>
         <w:rPr>
-          <w:rFonts w:ascii="Calibri" w:hAnsi="Calibri"/>
+          <w:rFonts w:ascii="Montserrat" w:hAnsi="Montserrat"/>
           <w:b/>
           <w:color w:val="2D2D2D"/>
           <w:sz w:val="21"/>
@@ -945,7 +945,7 @@
       </w:r>
       <w:r>
         <w:rPr>
-          <w:rFonts w:ascii="Calibri" w:hAnsi="Calibri"/>
+          <w:rFonts w:ascii="Montserrat" w:hAnsi="Montserrat"/>
           <w:color w:val="3D3D3D"/>
           <w:sz w:val="21"/>
         </w:rPr>
@@ -960,7 +960,7 @@
       </w:pPr>
       <w:r>
         <w:rPr>
-          <w:rFonts w:ascii="Calibri" w:hAnsi="Calibri"/>
+          <w:rFonts w:ascii="Montserrat" w:hAnsi="Montserrat"/>
           <w:b/>
           <w:color w:val="2D2D2D"/>
           <w:sz w:val="21"/>
@@ -969,7 +969,7 @@
       </w:r>
       <w:r>
         <w:rPr>
-          <w:rFonts w:ascii="Calibri" w:hAnsi="Calibri"/>
+          <w:rFonts w:ascii="Montserrat" w:hAnsi="Montserrat"/>
           <w:color w:val="3D3D3D"/>
           <w:sz w:val="21"/>
         </w:rPr>
@@ -984,7 +984,7 @@
       </w:pPr>
       <w:r>
         <w:rPr>
-          <w:rFonts w:ascii="Calibri" w:hAnsi="Calibri"/>
+          <w:rFonts w:ascii="Montserrat" w:hAnsi="Montserrat"/>
           <w:b/>
           <w:color w:val="2D2D2D"/>
           <w:sz w:val="21"/>
@@ -993,7 +993,7 @@
       </w:r>
       <w:r>
         <w:rPr>
-          <w:rFonts w:ascii="Calibri" w:hAnsi="Calibri"/>
+          <w:rFonts w:ascii="Montserrat" w:hAnsi="Montserrat"/>
           <w:color w:val="3D3D3D"/>
           <w:sz w:val="21"/>
         </w:rPr>
@@ -1006,7 +1006,7 @@
       </w:pPr>
       <w:r>
         <w:rPr>
-          <w:rFonts w:ascii="Calibri" w:hAnsi="Calibri"/>
+          <w:rFonts w:ascii="Montserrat" w:hAnsi="Montserrat"/>
           <w:b/>
           <w:color w:val="007A5E"/>
           <w:sz w:val="28"/>
@@ -1030,7 +1030,7 @@
       </w:pPr>
       <w:r>
         <w:rPr>
-          <w:rFonts w:ascii="Calibri" w:hAnsi="Calibri"/>
+          <w:rFonts w:ascii="Montserrat" w:hAnsi="Montserrat"/>
           <w:color w:val="3D3D3D"/>
           <w:sz w:val="21"/>
         </w:rPr>
@@ -1045,7 +1045,7 @@
       </w:pPr>
       <w:r>
         <w:rPr>
-          <w:rFonts w:ascii="Calibri" w:hAnsi="Calibri"/>
+          <w:rFonts w:ascii="Montserrat" w:hAnsi="Montserrat"/>
           <w:color w:val="3D3D3D"/>
           <w:sz w:val="21"/>
         </w:rPr>
@@ -1060,7 +1060,7 @@
       </w:pPr>
       <w:r>
         <w:rPr>
-          <w:rFonts w:ascii="Calibri" w:hAnsi="Calibri"/>
+          <w:rFonts w:ascii="Montserrat" w:hAnsi="Montserrat"/>
           <w:color w:val="3D3D3D"/>
           <w:sz w:val="21"/>
         </w:rPr>
@@ -1075,7 +1075,7 @@
       </w:pPr>
       <w:r>
         <w:rPr>
-          <w:rFonts w:ascii="Calibri" w:hAnsi="Calibri"/>
+          <w:rFonts w:ascii="Montserrat" w:hAnsi="Montserrat"/>
           <w:color w:val="3D3D3D"/>
           <w:sz w:val="21"/>
         </w:rPr>
@@ -1090,7 +1090,7 @@
       </w:pPr>
       <w:r>
         <w:rPr>
-          <w:rFonts w:ascii="Calibri" w:hAnsi="Calibri"/>
+          <w:rFonts w:ascii="Montserrat" w:hAnsi="Montserrat"/>
           <w:color w:val="3D3D3D"/>
           <w:sz w:val="21"/>
         </w:rPr>
@@ -1105,7 +1105,7 @@
       </w:pPr>
       <w:r>
         <w:rPr>
-          <w:rFonts w:ascii="Calibri" w:hAnsi="Calibri"/>
+          <w:rFonts w:ascii="Montserrat" w:hAnsi="Montserrat"/>
           <w:color w:val="3D3D3D"/>
           <w:sz w:val="21"/>
         </w:rPr>
@@ -1120,7 +1120,7 @@
       </w:pPr>
       <w:r>
         <w:rPr>
-          <w:rFonts w:ascii="Calibri" w:hAnsi="Calibri"/>
+          <w:rFonts w:ascii="Montserrat" w:hAnsi="Montserrat"/>
           <w:color w:val="3D3D3D"/>
           <w:sz w:val="21"/>
         </w:rPr>
@@ -1133,7 +1133,7 @@
       </w:pPr>
       <w:r>
         <w:rPr>
-          <w:rFonts w:ascii="Calibri" w:hAnsi="Calibri"/>
+          <w:rFonts w:ascii="Montserrat" w:hAnsi="Montserrat"/>
           <w:b/>
           <w:color w:val="007A5E"/>
           <w:sz w:val="28"/>
@@ -1184,7 +1184,7 @@
             </w:pPr>
             <w:r>
               <w:rPr>
-                <w:rFonts w:ascii="Calibri" w:hAnsi="Calibri"/>
+                <w:rFonts w:ascii="Montserrat" w:hAnsi="Montserrat"/>
                 <w:b/>
                 <w:caps/>
                 <w:color w:val="007A5E"/>
@@ -1200,7 +1200,7 @@
             </w:pPr>
             <w:r>
               <w:rPr>
-                <w:rFonts w:ascii="Calibri" w:hAnsi="Calibri"/>
+                <w:rFonts w:ascii="Montserrat" w:hAnsi="Montserrat"/>
                 <w:color w:val="3D3D3D"/>
                 <w:sz w:val="21"/>
               </w:rPr>
@@ -1250,7 +1250,7 @@
             </w:pPr>
             <w:r>
               <w:rPr>
-                <w:rFonts w:ascii="Calibri" w:hAnsi="Calibri"/>
+                <w:rFonts w:ascii="Montserrat" w:hAnsi="Montserrat"/>
                 <w:b/>
                 <w:caps/>
                 <w:color w:val="007A5E"/>
@@ -1266,7 +1266,7 @@
             </w:pPr>
             <w:r>
               <w:rPr>
-                <w:rFonts w:ascii="Calibri" w:hAnsi="Calibri"/>
+                <w:rFonts w:ascii="Montserrat" w:hAnsi="Montserrat"/>
                 <w:color w:val="3D3D3D"/>
                 <w:sz w:val="21"/>
               </w:rPr>
@@ -1316,7 +1316,7 @@
             </w:pPr>
             <w:r>
               <w:rPr>
-                <w:rFonts w:ascii="Calibri" w:hAnsi="Calibri"/>
+                <w:rFonts w:ascii="Montserrat" w:hAnsi="Montserrat"/>
                 <w:b/>
                 <w:caps/>
                 <w:color w:val="007A5E"/>
@@ -1332,7 +1332,7 @@
             </w:pPr>
             <w:r>
               <w:rPr>
-                <w:rFonts w:ascii="Calibri" w:hAnsi="Calibri"/>
+                <w:rFonts w:ascii="Montserrat" w:hAnsi="Montserrat"/>
                 <w:color w:val="3D3D3D"/>
                 <w:sz w:val="21"/>
               </w:rPr>
@@ -1382,7 +1382,7 @@
             </w:pPr>
             <w:r>
               <w:rPr>
-                <w:rFonts w:ascii="Calibri" w:hAnsi="Calibri"/>
+                <w:rFonts w:ascii="Montserrat" w:hAnsi="Montserrat"/>
                 <w:b/>
                 <w:caps/>
                 <w:color w:val="007A5E"/>
@@ -1398,7 +1398,7 @@
             </w:pPr>
             <w:r>
               <w:rPr>
-                <w:rFonts w:ascii="Calibri" w:hAnsi="Calibri"/>
+                <w:rFonts w:ascii="Montserrat" w:hAnsi="Montserrat"/>
                 <w:color w:val="3D3D3D"/>
                 <w:sz w:val="21"/>
               </w:rPr>
@@ -1419,7 +1419,7 @@
       </w:pPr>
       <w:r>
         <w:rPr>
-          <w:rFonts w:ascii="Calibri" w:hAnsi="Calibri"/>
+          <w:rFonts w:ascii="Montserrat" w:hAnsi="Montserrat"/>
           <w:b/>
           <w:color w:val="007A5E"/>
           <w:sz w:val="28"/>
@@ -1441,7 +1441,7 @@
       </w:pPr>
       <w:r>
         <w:rPr>
-          <w:rFonts w:ascii="Calibri" w:hAnsi="Calibri"/>
+          <w:rFonts w:ascii="Montserrat" w:hAnsi="Montserrat"/>
           <w:color w:val="3D3D3D"/>
           <w:sz w:val="21"/>
         </w:rPr>
@@ -1455,7 +1455,7 @@
       </w:pPr>
       <w:r>
         <w:rPr>
-          <w:rFonts w:ascii="Calibri" w:hAnsi="Calibri"/>
+          <w:rFonts w:ascii="Montserrat" w:hAnsi="Montserrat"/>
           <w:b/>
           <w:color w:val="007A5E"/>
           <w:sz w:val="21"/>
@@ -1464,7 +1464,7 @@
       </w:r>
       <w:r>
         <w:rPr>
-          <w:rFonts w:ascii="Calibri" w:hAnsi="Calibri"/>
+          <w:rFonts w:ascii="Montserrat" w:hAnsi="Montserrat"/>
           <w:color w:val="3D3D3D"/>
           <w:sz w:val="21"/>
         </w:rPr>
@@ -1478,7 +1478,7 @@
       </w:pPr>
       <w:r>
         <w:rPr>
-          <w:rFonts w:ascii="Calibri" w:hAnsi="Calibri"/>
+          <w:rFonts w:ascii="Montserrat" w:hAnsi="Montserrat"/>
           <w:b/>
           <w:color w:val="007A5E"/>
           <w:sz w:val="21"/>
@@ -1487,7 +1487,7 @@
       </w:r>
       <w:r>
         <w:rPr>
-          <w:rFonts w:ascii="Calibri" w:hAnsi="Calibri"/>
+          <w:rFonts w:ascii="Montserrat" w:hAnsi="Montserrat"/>
           <w:color w:val="3D3D3D"/>
           <w:sz w:val="21"/>
         </w:rPr>
@@ -1501,7 +1501,7 @@
       </w:pPr>
       <w:r>
         <w:rPr>
-          <w:rFonts w:ascii="Calibri" w:hAnsi="Calibri"/>
+          <w:rFonts w:ascii="Montserrat" w:hAnsi="Montserrat"/>
           <w:b/>
           <w:color w:val="007A5E"/>
           <w:sz w:val="21"/>
@@ -1510,7 +1510,7 @@
       </w:r>
       <w:r>
         <w:rPr>
-          <w:rFonts w:ascii="Calibri" w:hAnsi="Calibri"/>
+          <w:rFonts w:ascii="Montserrat" w:hAnsi="Montserrat"/>
           <w:color w:val="3D3D3D"/>
           <w:sz w:val="21"/>
         </w:rPr>
@@ -1524,7 +1524,7 @@
       </w:pPr>
       <w:r>
         <w:rPr>
-          <w:rFonts w:ascii="Calibri" w:hAnsi="Calibri"/>
+          <w:rFonts w:ascii="Montserrat" w:hAnsi="Montserrat"/>
           <w:b/>
           <w:color w:val="007A5E"/>
           <w:sz w:val="21"/>
@@ -1533,7 +1533,7 @@
       </w:r>
       <w:r>
         <w:rPr>
-          <w:rFonts w:ascii="Calibri" w:hAnsi="Calibri"/>
+          <w:rFonts w:ascii="Montserrat" w:hAnsi="Montserrat"/>
           <w:color w:val="3D3D3D"/>
           <w:sz w:val="21"/>
         </w:rPr>
@@ -1551,7 +1551,7 @@
       </w:pPr>
       <w:r>
         <w:rPr>
-          <w:rFonts w:ascii="Calibri" w:hAnsi="Calibri"/>
+          <w:rFonts w:ascii="Montserrat" w:hAnsi="Montserrat"/>
           <w:color w:val="88AA99"/>
           <w:sz w:val="17"/>
         </w:rPr>
@@ -1932,7 +1932,7 @@
     <w:qFormat/>
     <w:rsid w:val="00FC693F"/>
     <w:rPr>
-      <w:rFonts w:ascii="Calibri" w:hAnsi="Calibri"/>
+      <w:rFonts w:ascii="Montserrat" w:hAnsi="Montserrat"/>
       <w:color w:val="2D2D2D"/>
       <w:sz w:val="21"/>
     </w:rPr>
